--- a/v2/outputs/experiments/v2_15seed/reports/final_report.docx
+++ b/v2/outputs/experiments/v2_15seed/reports/final_report.docx
@@ -63,7 +63,7 @@
         <w:pStyle w:val="ListParagraph"/>
       </w:pPr>
       <w:r>
-        <w:t>completed: 0</w:t>
+        <w:t>completed: 120</w:t>
       </w:r>
     </w:p>
     <w:p>
@@ -79,7 +79,7 @@
         <w:pStyle w:val="ListParagraph"/>
       </w:pPr>
       <w:r>
-        <w:t>planned: 120</w:t>
+        <w:t>planned: 0</w:t>
       </w:r>
     </w:p>
     <w:p>
@@ -105,7 +105,52 @@
     </w:p>
     <w:p>
       <w:r>
-        <w:t>_no benchmark results yet — populate by running ./run.sh e2e benchmark --execute_</w:t>
+        <w:t>| Condition | Backbone | N seeds | Macro F1 (mean ± std) | 95% CI |</w:t>
+      </w:r>
+    </w:p>
+    <w:p>
+      <w:r>
+        <w:t>|---|---|---|---|---|</w:t>
+      </w:r>
+    </w:p>
+    <w:p>
+      <w:r>
+        <w:t>| A_B | BERT | 15 | 0.6798 ± 0.0076 | [0.6762, 0.6832] |</w:t>
+      </w:r>
+    </w:p>
+    <w:p>
+      <w:r>
+        <w:t>| B_B | BERT | 15 | 0.6858 ± 0.0060 | [0.6829, 0.6884] |</w:t>
+      </w:r>
+    </w:p>
+    <w:p>
+      <w:r>
+        <w:t>| C_B | BERT | 15 | 0.6825 ± 0.0088 | [0.6778, 0.6863] |</w:t>
+      </w:r>
+    </w:p>
+    <w:p>
+      <w:r>
+        <w:t>| D_B | BERT | 15 | 0.6836 ± 0.0041 | [0.6816, 0.6856] |</w:t>
+      </w:r>
+    </w:p>
+    <w:p>
+      <w:r>
+        <w:t>| A_R | RoBERTa | 15 | 0.6653 ± 0.0072 | [0.6617, 0.6685] |</w:t>
+      </w:r>
+    </w:p>
+    <w:p>
+      <w:r>
+        <w:t>| B_R | RoBERTa | 15 | 0.6763 ± 0.0040 | [0.6743, 0.6782] |</w:t>
+      </w:r>
+    </w:p>
+    <w:p>
+      <w:r>
+        <w:t>| C_R | RoBERTa | 15 | 0.6698 ± 0.0065 | [0.6666, 0.6730] |</w:t>
+      </w:r>
+    </w:p>
+    <w:p>
+      <w:r>
+        <w:t>| D_R | RoBERTa | 15 | 0.6743 ± 0.0069 | [0.6707, 0.6775] |</w:t>
       </w:r>
     </w:p>
     <w:p>
@@ -123,7 +168,47 @@
     </w:p>
     <w:p>
       <w:r>
-        <w:t>_no paired tests yet for metric `macro_f1` — populate by running ./run.sh e2e aggregate_</w:t>
+        <w:t>| Comparison | n pairs | Mean diff | paired p | adjusted p | effect size | sig@0.05 |</w:t>
+      </w:r>
+    </w:p>
+    <w:p>
+      <w:r>
+        <w:t>|---|---|---|---|---|---|---|</w:t>
+      </w:r>
+    </w:p>
+    <w:p>
+      <w:r>
+        <w:t>| A_B vs D_B | 15 | 0.0039 | 0.0485 | 0.5818 | 0.5580 | False |</w:t>
+      </w:r>
+    </w:p>
+    <w:p>
+      <w:r>
+        <w:t>| A_B vs B_B | 15 | 0.0060 | 0.0001 | 0.0027 | 1.3506 | True |</w:t>
+      </w:r>
+    </w:p>
+    <w:p>
+      <w:r>
+        <w:t>| A_B vs C_B | 15 | 0.0027 | 0.3721 | 1.0000 | 0.2381 | False |</w:t>
+      </w:r>
+    </w:p>
+    <w:p>
+      <w:r>
+        <w:t>| B_B vs D_B | 15 | -0.0022 | 0.2136 | 1.0000 | -0.3365 | False |</w:t>
+      </w:r>
+    </w:p>
+    <w:p>
+      <w:r>
+        <w:t>| C_B vs D_B | 15 | 0.0011 | 0.6141 | 1.0000 | 0.1332 | False |</w:t>
+      </w:r>
+    </w:p>
+    <w:p>
+      <w:r>
+        <w:t>| A_R vs D_R | 15 | 0.0090 | 0.0026 | 0.0417 | 0.9434 | True |</w:t>
+      </w:r>
+    </w:p>
+    <w:p>
+      <w:r>
+        <w:t>| D_B vs D_R | 15 | -0.0093 | 0.0005 | 0.0090 | -1.1689 | True |</w:t>
       </w:r>
     </w:p>
     <w:p>
@@ -141,7 +226,32 @@
     </w:p>
     <w:p>
       <w:r>
-        <w:t>_no ANOVA rows yet for `anova_2way_bert` — populate by running ./run.sh e2e aggregate after seeds complete_</w:t>
+        <w:t>| family | metric | factor | sum_sq | df | F | p_value | eta_squared | partial_eta_squared |</w:t>
+      </w:r>
+    </w:p>
+    <w:p>
+      <w:r>
+        <w:t>|---|---|---|---|---|---|---|---|---|</w:t>
+      </w:r>
+    </w:p>
+    <w:p>
+      <w:r>
+        <w:t>| BERT | macro_f1 | C(attention_loss) | 0.0002 | 1.0000 | 4.1283 | 0.0469 | 0.0665 | 0.0687 |</w:t>
+      </w:r>
+    </w:p>
+    <w:p>
+      <w:r>
+        <w:t>| BERT | macro_f1 | C(vader) | 0.0000 | 1.0000 | 0.0272 | 0.8696 | 0.0004 | 0.0005 |</w:t>
+      </w:r>
+    </w:p>
+    <w:p>
+      <w:r>
+        <w:t>| BERT | macro_f1 | C(attention_loss):C(vader) | 0.0001 | 1.0000 | 1.9120 | 0.1722 | 0.0308 | 0.0330 |</w:t>
+      </w:r>
+    </w:p>
+    <w:p>
+      <w:r>
+        <w:t>| BERT | macro_f1 | Residual | 0.0026 | 56.0000 | - | - | - | - |</w:t>
       </w:r>
     </w:p>
     <w:p>
@@ -154,7 +264,32 @@
     </w:p>
     <w:p>
       <w:r>
-        <w:t>_no ANOVA rows yet for `anova_2way_roberta` — populate by running ./run.sh e2e aggregate after seeds complete_</w:t>
+        <w:t>| family | metric | factor | sum_sq | df | F | p_value | eta_squared | partial_eta_squared |</w:t>
+      </w:r>
+    </w:p>
+    <w:p>
+      <w:r>
+        <w:t>|---|---|---|---|---|---|---|---|---|</w:t>
+      </w:r>
+    </w:p>
+    <w:p>
+      <w:r>
+        <w:t>| RoBERTa | macro_f1 | C(attention_loss) | 0.0009 | 1.0000 | 23.1094 | 0.0000 | 0.2759 | 0.2921 |</w:t>
+      </w:r>
+    </w:p>
+    <w:p>
+      <w:r>
+        <w:t>| RoBERTa | macro_f1 | C(vader) | 0.0000 | 1.0000 | 0.5847 | 0.4477 | 0.0070 | 0.0103 |</w:t>
+      </w:r>
+    </w:p>
+    <w:p>
+      <w:r>
+        <w:t>| RoBERTa | macro_f1 | C(attention_loss):C(vader) | 0.0002 | 1.0000 | 4.0556 | 0.0488 | 0.0484 | 0.0675 |</w:t>
+      </w:r>
+    </w:p>
+    <w:p>
+      <w:r>
+        <w:t>| RoBERTa | macro_f1 | Residual | 0.0022 | 56.0000 | - | - | - | - |</w:t>
       </w:r>
     </w:p>
     <w:p>
@@ -172,7 +307,52 @@
     </w:p>
     <w:p>
       <w:r>
-        <w:t>_no ANOVA rows yet for `anova_3way` — populate by running ./run.sh e2e aggregate after seeds complete_</w:t>
+        <w:t>| metric | factor | sum_sq | df | F | p_value | eta_squared | partial_eta_squared |</w:t>
+      </w:r>
+    </w:p>
+    <w:p>
+      <w:r>
+        <w:t>|---|---|---|---|---|---|---|---|</w:t>
+      </w:r>
+    </w:p>
+    <w:p>
+      <w:r>
+        <w:t>| macro_f1 | C(backbone) | 0.0039 | 1.0000 | 91.8449 | 0.0000 | 0.3896 | 0.4506 |</w:t>
+      </w:r>
+    </w:p>
+    <w:p>
+      <w:r>
+        <w:t>| macro_f1 | C(attention_loss) | 0.0010 | 1.0000 | 22.5118 | 0.0000 | 0.0955 | 0.1674 |</w:t>
+      </w:r>
+    </w:p>
+    <w:p>
+      <w:r>
+        <w:t>| macro_f1 | C(vader) | 0.0000 | 1.0000 | 0.4070 | 0.5248 | 0.0017 | 0.0036 |</w:t>
+      </w:r>
+    </w:p>
+    <w:p>
+      <w:r>
+        <w:t>| macro_f1 | C(backbone):C(attention_loss) | 0.0001 | 1.0000 | 3.0530 | 0.0833 | 0.0129 | 0.0265 |</w:t>
+      </w:r>
+    </w:p>
+    <w:p>
+      <w:r>
+        <w:t>| macro_f1 | C(backbone):C(vader) | 0.0000 | 1.0000 | 0.1558 | 0.6938 | 0.0007 | 0.0014 |</w:t>
+      </w:r>
+    </w:p>
+    <w:p>
+      <w:r>
+        <w:t>| macro_f1 | C(attention_loss):C(vader) | 0.0002 | 1.0000 | 5.6631 | 0.0190 | 0.0240 | 0.0481 |</w:t>
+      </w:r>
+    </w:p>
+    <w:p>
+      <w:r>
+        <w:t>| macro_f1 | C(backbone):C(attention_loss):C(vader) | 0.0000 | 1.0000 | 0.1155 | 0.7346 | 0.0005 | 0.0010 |</w:t>
+      </w:r>
+    </w:p>
+    <w:p>
+      <w:r>
+        <w:t>| macro_f1 | Residual | 0.0048 | 112.0000 | - | - | - | - |</w:t>
       </w:r>
     </w:p>
     <w:p>
@@ -198,7 +378,53 @@
         <w:pStyle w:val="ListParagraph"/>
       </w:pPr>
       <w:r>
-        <w:t>**No XAI evidence yet**: Run xai-primary / xai-deep / xai-ablation, then re-run xai-bundle. (source: `&lt;bundle placeholder&gt;`)</w:t>
+        <w:t>**Top benchmark condition**: B_B (0.685780115774346 ± 0.005993749356719612) (source: `benchmark/benchmark_summary.csv`)</w:t>
+      </w:r>
+    </w:p>
+    <w:p>
+      <w:pPr>
+        <w:pStyle w:val="ListParagraph"/>
+      </w:pPr>
+      <w:r>
+        <w:t>**Rationale F1@5 (mean across seeds)**: 0.0857 (source: `xai/primary/seed_level_metrics.csv`)</w:t>
+      </w:r>
+    </w:p>
+    <w:p>
+      <w:pPr>
+        <w:pStyle w:val="ListParagraph"/>
+      </w:pPr>
+      <w:r>
+        <w:t>**Most stable explanation (top-k Jaccard)**: D_B mean=0.5797883597883597 (source: `xai/primary/seed_stability.csv`)</w:t>
+      </w:r>
+    </w:p>
+    <w:p>
+      <w:r>
+        <w:t>### Statistically-supported Claims</w:t>
+      </w:r>
+    </w:p>
+    <w:p>
+      <w:r>
+        <w:t>| ID | Strength | Statement | Source |</w:t>
+      </w:r>
+    </w:p>
+    <w:p>
+      <w:r>
+        <w:t>|---|---|---|---|</w:t>
+      </w:r>
+    </w:p>
+    <w:p>
+      <w:r>
+        <w:t>| claim_001 | strong | A_B vs B_B shows higher macro F1 (mean diff +0.0060, supplementary adjusted p=0.0027). | `benchmark/paired_tests_holm.csv` |</w:t>
+      </w:r>
+    </w:p>
+    <w:p>
+      <w:r>
+        <w:t>| claim_002 | moderate | A_R vs D_R shows higher macro F1 (mean diff +0.0090, supplementary adjusted p=0.0417). | `benchmark/paired_tests_holm.csv` |</w:t>
+      </w:r>
+    </w:p>
+    <w:p>
+      <w:r>
+        <w:t>| claim_003 | strong | D_B vs D_R shows lower macro F1 (mean diff -0.0093, supplementary adjusted p=0.0090). | `benchmark/paired_tests_holm.csv` |</w:t>
       </w:r>
     </w:p>
     <w:p>
@@ -216,7 +442,32 @@
     </w:p>
     <w:p>
       <w:r>
-        <w:t>_no seed stability rows yet — populate by running ./run.sh e2e xai-primary after multiple seeds complete_</w:t>
+        <w:t>| Condition | Metric | Mean | Std | CI Low | CI High |</w:t>
+      </w:r>
+    </w:p>
+    <w:p>
+      <w:r>
+        <w:t>|---|---|---|---|---|---|</w:t>
+      </w:r>
+    </w:p>
+    <w:p>
+      <w:r>
+        <w:t>| A_B | topk_jaccard_5 | 0.4093 | 0.2713 | 0.3122 | 0.5063 |</w:t>
+      </w:r>
+    </w:p>
+    <w:p>
+      <w:r>
+        <w:t>| A_B | rank_corr | 0.5952 | 0.5884 | 0.3645 | 0.8258 |</w:t>
+      </w:r>
+    </w:p>
+    <w:p>
+      <w:r>
+        <w:t>| D_B | topk_jaccard_5 | 0.5798 | 0.2617 | 0.4862 | 0.6734 |</w:t>
+      </w:r>
+    </w:p>
+    <w:p>
+      <w:r>
+        <w:t>| D_B | rank_corr | 0.5992 | 0.6316 | 0.3652 | 0.8332 |</w:t>
       </w:r>
     </w:p>
     <w:p>
@@ -232,7 +483,39 @@
         <w:pStyle w:val="ListParagraph"/>
       </w:pPr>
       <w:r>
-        <w:t>[info] no_seed_metrics: xai/primary/seed_level_metrics.csv has no rows. (recommendation: Mark XAI section as not yet executed.)</w:t>
+        <w:t>[warning] low_pair_count: n_pairs=2 for metric shap_lime_overlap_at_5 (recommendation: Treat XAI paired test as exploratory.)</w:t>
+      </w:r>
+    </w:p>
+    <w:p>
+      <w:pPr>
+        <w:pStyle w:val="ListParagraph"/>
+      </w:pPr>
+      <w:r>
+        <w:t>[warning] low_pair_count: n_pairs=2 for metric rationale_f1_at_5 (recommendation: Treat XAI paired test as exploratory.)</w:t>
+      </w:r>
+    </w:p>
+    <w:p>
+      <w:pPr>
+        <w:pStyle w:val="ListParagraph"/>
+      </w:pPr>
+      <w:r>
+        <w:t>[warning] low_pair_count: n_pairs=2 for metric comprehensiveness (recommendation: Treat XAI paired test as exploratory.)</w:t>
+      </w:r>
+    </w:p>
+    <w:p>
+      <w:pPr>
+        <w:pStyle w:val="ListParagraph"/>
+      </w:pPr>
+      <w:r>
+        <w:t>[warning] low_pair_count: n_pairs=2 for metric sufficiency (recommendation: Treat XAI paired test as exploratory.)</w:t>
+      </w:r>
+    </w:p>
+    <w:p>
+      <w:pPr>
+        <w:pStyle w:val="ListParagraph"/>
+      </w:pPr>
+      <w:r>
+        <w:t>[warning] low_pair_count: n_pairs=2 for metric loo_drop (recommendation: Treat XAI paired test as exploratory.)</w:t>
       </w:r>
     </w:p>
     <w:p>
